--- a/frases.exp.docx
+++ b/frases.exp.docx
@@ -17,7 +17,19 @@
         <w:t xml:space="preserve">  "O futuro se constrói hoje."</w:t>
       </w:r>
     </w:p>
-    <w:p/>
+    <w:p>
+      <w:r>
+        <w:t xml:space="preserve">Neymar é o mais </w:t>
+      </w:r>
+      <w:proofErr w:type="spellStart"/>
+      <w:r>
+        <w:t>pika</w:t>
+      </w:r>
+      <w:proofErr w:type="spellEnd"/>
+      <w:r>
+        <w:t xml:space="preserve"> de todos </w:t>
+      </w:r>
+    </w:p>
     <w:sectPr>
       <w:pgSz w:w="11906" w:h="16838"/>
       <w:pgMar w:top="1417" w:right="1701" w:bottom="1417" w:left="1701" w:header="708" w:footer="708" w:gutter="0"/>
@@ -631,6 +643,7 @@
   <w:style w:type="character" w:default="1" w:styleId="Fontepargpadro">
     <w:name w:val="Default Paragraph Font"/>
     <w:uiPriority w:val="1"/>
+    <w:semiHidden/>
     <w:unhideWhenUsed/>
   </w:style>
   <w:style w:type="table" w:default="1" w:styleId="Tabelanormal">

--- a/frases.exp.docx
+++ b/frases.exp.docx
@@ -19,15 +19,16 @@
     </w:p>
     <w:p>
       <w:r>
-        <w:t xml:space="preserve">Neymar é o mais </w:t>
+        <w:t>Neymar é o mais pika de todos</w:t>
       </w:r>
-      <w:proofErr w:type="spellStart"/>
+    </w:p>
+    <w:p/>
+    <w:p>
       <w:r>
-        <w:t>pika</w:t>
+        <w:t>Pogba 22</w:t>
       </w:r>
-      <w:proofErr w:type="spellEnd"/>
       <w:r>
-        <w:t xml:space="preserve"> de todos </w:t>
+        <w:t xml:space="preserve"> </w:t>
       </w:r>
     </w:p>
     <w:sectPr>
